--- a/初二练习册/学生版/秋08 第5讲物态变化（二）一 练习册 教师版.docx
+++ b/初二练习册/学生版/秋08 第5讲物态变化（二）一 练习册 教师版.docx
@@ -678,13 +678,7 @@
         <w:rPr>
           <w:rFonts w:hint="eastAsia"/>
         </w:rPr>
-        <w:t>【答案】</w:t>
-      </w:r>
-      <w:r>
-        <w:rPr>
-          <w:rFonts w:hint="eastAsia"/>
-        </w:rPr>
-        <w:t>A</w:t>
+        <w:t xml:space="preserve"> </w:t>
       </w:r>
     </w:p>
     <w:p>
@@ -1053,18 +1047,6 @@
           <w:rFonts w:hint="eastAsia"/>
         </w:rPr>
       </w:pPr>
-      <w:r>
-        <w:rPr>
-          <w:rFonts w:hint="eastAsia"/>
-        </w:rPr>
-        <w:t>【答案】</w:t>
-      </w:r>
-      <w:r>
-        <w:rPr>
-          <w:rFonts w:hint="eastAsia"/>
-        </w:rPr>
-        <w:t>C</w:t>
-      </w:r>
     </w:p>
     <w:p>
       <w:pPr>
@@ -1487,19 +1469,10 @@
       <w:pPr>
         <w:pStyle w:val="1230"/>
         <w:ind w:left="588"/>
-      </w:pPr>
-      <w:r>
-        <w:rPr>
-          <w:rFonts w:hint="eastAsia"/>
-        </w:rPr>
-        <w:t>【答案】</w:t>
-      </w:r>
-      <w:r>
-        <w:rPr>
-          <w:rFonts w:hint="eastAsia"/>
-        </w:rPr>
-        <w:t>D</w:t>
-      </w:r>
+        <w:rPr>
+          <w:rFonts w:hint="eastAsia"/>
+        </w:rPr>
+      </w:pPr>
     </w:p>
     <w:p>
       <w:pPr>
@@ -1968,9 +1941,17 @@
           <w:noProof/>
         </w:rPr>
         <w:drawing>
-          <wp:inline distT="0" distB="0" distL="0" distR="0" wp14:anchorId="42642D96" wp14:editId="1835B67A">
+          <wp:anchor distT="0" distB="0" distL="114300" distR="114300" simplePos="0" relativeHeight="251660800" behindDoc="0" locked="0" layoutInCell="1" allowOverlap="1" wp14:anchorId="42642D96" wp14:editId="76212CA5">
+            <wp:simplePos x="0" y="0"/>
+            <wp:positionH relativeFrom="column">
+              <wp:posOffset>3637915</wp:posOffset>
+            </wp:positionH>
+            <wp:positionV relativeFrom="paragraph">
+              <wp:posOffset>142240</wp:posOffset>
+            </wp:positionV>
             <wp:extent cx="1173480" cy="1639570"/>
-            <wp:effectExtent l="0" t="0" r="3175" b="1270"/>
+            <wp:effectExtent l="0" t="0" r="7620" b="0"/>
+            <wp:wrapNone/>
             <wp:docPr id="31" name="图片24" descr="菁优网：http://www.jyeoo.com"/>
             <wp:cNvGraphicFramePr>
               <a:graphicFrameLocks xmlns:a="http://schemas.openxmlformats.org/drawingml/2006/main" noChangeAspect="1"/>
@@ -1985,7 +1966,13 @@
                     </pic:cNvPicPr>
                   </pic:nvPicPr>
                   <pic:blipFill>
-                    <a:blip r:embed="rId16" cstate="print"/>
+                    <a:blip r:embed="rId16" cstate="print">
+                      <a:extLst>
+                        <a:ext uri="{28A0092B-C50C-407E-A947-70E740481C1C}">
+                          <a14:useLocalDpi xmlns:a14="http://schemas.microsoft.com/office/drawing/2010/main" val="0"/>
+                        </a:ext>
+                      </a:extLst>
+                    </a:blip>
                     <a:stretch>
                       <a:fillRect/>
                     </a:stretch>
@@ -1993,7 +1980,7 @@
                   <pic:spPr>
                     <a:xfrm>
                       <a:off x="0" y="0"/>
-                      <a:ext cx="1173482" cy="1639827"/>
+                      <a:ext cx="1173480" cy="1639570"/>
                     </a:xfrm>
                     <a:prstGeom prst="rect">
                       <a:avLst/>
@@ -2002,7 +1989,13 @@
                 </pic:pic>
               </a:graphicData>
             </a:graphic>
-          </wp:inline>
+            <wp14:sizeRelH relativeFrom="page">
+              <wp14:pctWidth>0</wp14:pctWidth>
+            </wp14:sizeRelH>
+            <wp14:sizeRelV relativeFrom="page">
+              <wp14:pctHeight>0</wp14:pctHeight>
+            </wp14:sizeRelV>
+          </wp:anchor>
         </w:drawing>
       </w:r>
     </w:p>
@@ -2087,19 +2080,10 @@
       <w:pPr>
         <w:pStyle w:val="1230"/>
         <w:ind w:left="588"/>
-      </w:pPr>
-      <w:r>
-        <w:rPr>
-          <w:rFonts w:hint="eastAsia"/>
-        </w:rPr>
-        <w:t>【答案】</w:t>
-      </w:r>
-      <w:r>
-        <w:rPr>
-          <w:rFonts w:hint="eastAsia"/>
-        </w:rPr>
-        <w:t>A</w:t>
-      </w:r>
+        <w:rPr>
+          <w:rFonts w:hint="eastAsia"/>
+        </w:rPr>
+      </w:pPr>
     </w:p>
     <w:p>
       <w:pPr>
@@ -2109,11 +2093,7 @@
     <w:p>
       <w:pPr>
         <w:pStyle w:val="af3"/>
-      </w:pPr>
-    </w:p>
-    <w:p>
-      <w:pPr>
-        <w:pStyle w:val="af3"/>
+        <w:ind w:firstLineChars="0" w:firstLine="0"/>
         <w:rPr>
           <w:rFonts w:hint="eastAsia"/>
         </w:rPr>
@@ -2123,16 +2103,18 @@
       <w:pPr>
         <w:pStyle w:val="af0"/>
         <w:ind w:left="672" w:hanging="672"/>
+        <w:rPr>
+          <w:rFonts w:hint="eastAsia"/>
+        </w:rPr>
       </w:pPr>
       <w:r>
         <w:rPr>
           <w:noProof/>
         </w:rPr>
-        <w:lastRenderedPageBreak/>
         <mc:AlternateContent>
           <mc:Choice Requires="wps">
             <w:drawing>
-              <wp:inline distT="0" distB="0" distL="0" distR="0" wp14:anchorId="5FA617C5" wp14:editId="01EADC47">
+              <wp:inline distT="0" distB="0" distL="0" distR="0" wp14:anchorId="5FA617C5" wp14:editId="376D9A3A">
                 <wp:extent cx="356870" cy="177165"/>
                 <wp:effectExtent l="0" t="0" r="10160" b="6350"/>
                 <wp:docPr id="12" name="矩形 12"/>
@@ -2303,13 +2285,13 @@
           <w:noProof/>
         </w:rPr>
         <w:drawing>
-          <wp:anchor distT="0" distB="0" distL="114300" distR="114300" simplePos="0" relativeHeight="251656704" behindDoc="0" locked="0" layoutInCell="1" allowOverlap="1" wp14:anchorId="2A113F00" wp14:editId="52F25D80">
+          <wp:anchor distT="0" distB="0" distL="114300" distR="114300" simplePos="0" relativeHeight="251657216" behindDoc="0" locked="0" layoutInCell="1" allowOverlap="1" wp14:anchorId="2A113F00" wp14:editId="0F2452BC">
             <wp:simplePos x="0" y="0"/>
             <wp:positionH relativeFrom="column">
-              <wp:posOffset>2908648</wp:posOffset>
+              <wp:posOffset>3041650</wp:posOffset>
             </wp:positionH>
             <wp:positionV relativeFrom="paragraph">
-              <wp:posOffset>125263</wp:posOffset>
+              <wp:posOffset>87630</wp:posOffset>
             </wp:positionV>
             <wp:extent cx="2282825" cy="1008380"/>
             <wp:effectExtent l="0" t="0" r="3175" b="1270"/>
@@ -2360,11 +2342,6 @@
           </wp:anchor>
         </w:drawing>
       </w:r>
-    </w:p>
-    <w:p>
-      <w:pPr>
-        <w:pStyle w:val="123"/>
-      </w:pPr>
       <w:r>
         <w:rPr>
           <w:rFonts w:hint="eastAsia"/>
@@ -2442,25 +2419,83 @@
       <w:pPr>
         <w:pStyle w:val="1230"/>
         <w:ind w:left="588"/>
-      </w:pPr>
-      <w:r>
-        <w:rPr>
-          <w:rFonts w:hint="eastAsia"/>
-        </w:rPr>
-        <w:t>【答案】</w:t>
-      </w:r>
-      <w:r>
-        <w:rPr>
-          <w:rFonts w:hint="eastAsia"/>
-        </w:rPr>
-        <w:t>A</w:t>
-      </w:r>
+        <w:rPr>
+          <w:rFonts w:hint="eastAsia"/>
+        </w:rPr>
+      </w:pPr>
     </w:p>
     <w:p>
       <w:pPr>
         <w:pStyle w:val="af0"/>
         <w:ind w:left="672" w:hanging="672"/>
-      </w:pPr>
+        <w:rPr>
+          <w:rFonts w:hint="eastAsia"/>
+        </w:rPr>
+      </w:pPr>
+      <w:r>
+        <w:rPr>
+          <w:rFonts w:hint="eastAsia"/>
+          <w:noProof/>
+        </w:rPr>
+        <w:lastRenderedPageBreak/>
+        <w:drawing>
+          <wp:anchor distT="0" distB="0" distL="114300" distR="114300" simplePos="0" relativeHeight="251661312" behindDoc="0" locked="0" layoutInCell="1" allowOverlap="1" wp14:anchorId="3240E54D" wp14:editId="4CBCE383">
+            <wp:simplePos x="0" y="0"/>
+            <wp:positionH relativeFrom="column">
+              <wp:posOffset>4104640</wp:posOffset>
+            </wp:positionH>
+            <wp:positionV relativeFrom="paragraph">
+              <wp:posOffset>669290</wp:posOffset>
+            </wp:positionV>
+            <wp:extent cx="1009540" cy="799219"/>
+            <wp:effectExtent l="0" t="0" r="635" b="1270"/>
+            <wp:wrapNone/>
+            <wp:docPr id="39" name="图片24" descr="菁优网：http://www.jyeoo.com"/>
+            <wp:cNvGraphicFramePr>
+              <a:graphicFrameLocks xmlns:a="http://schemas.openxmlformats.org/drawingml/2006/main" noChangeAspect="1"/>
+            </wp:cNvGraphicFramePr>
+            <a:graphic xmlns:a="http://schemas.openxmlformats.org/drawingml/2006/main">
+              <a:graphicData uri="http://schemas.openxmlformats.org/drawingml/2006/picture">
+                <pic:pic xmlns:pic="http://schemas.openxmlformats.org/drawingml/2006/picture">
+                  <pic:nvPicPr>
+                    <pic:cNvPr id="39" name="图片24" descr="菁优网：http://www.jyeoo.com"/>
+                    <pic:cNvPicPr>
+                      <a:picLocks noChangeAspect="1"/>
+                    </pic:cNvPicPr>
+                  </pic:nvPicPr>
+                  <pic:blipFill>
+                    <a:blip r:embed="rId18" cstate="print">
+                      <a:extLst>
+                        <a:ext uri="{28A0092B-C50C-407E-A947-70E740481C1C}">
+                          <a14:useLocalDpi xmlns:a14="http://schemas.microsoft.com/office/drawing/2010/main" val="0"/>
+                        </a:ext>
+                      </a:extLst>
+                    </a:blip>
+                    <a:stretch>
+                      <a:fillRect/>
+                    </a:stretch>
+                  </pic:blipFill>
+                  <pic:spPr>
+                    <a:xfrm>
+                      <a:off x="0" y="0"/>
+                      <a:ext cx="1009540" cy="799219"/>
+                    </a:xfrm>
+                    <a:prstGeom prst="rect">
+                      <a:avLst/>
+                    </a:prstGeom>
+                  </pic:spPr>
+                </pic:pic>
+              </a:graphicData>
+            </a:graphic>
+            <wp14:sizeRelH relativeFrom="page">
+              <wp14:pctWidth>0</wp14:pctWidth>
+            </wp14:sizeRelH>
+            <wp14:sizeRelV relativeFrom="page">
+              <wp14:pctHeight>0</wp14:pctHeight>
+            </wp14:sizeRelV>
+          </wp:anchor>
+        </w:drawing>
+      </w:r>
       <w:r>
         <w:rPr>
           <w:noProof/>
@@ -2636,74 +2671,6 @@
       <w:r>
         <w:rPr>
           <w:rFonts w:hint="eastAsia"/>
-          <w:noProof/>
-        </w:rPr>
-        <w:drawing>
-          <wp:anchor distT="0" distB="0" distL="114300" distR="114300" simplePos="0" relativeHeight="251659776" behindDoc="0" locked="0" layoutInCell="1" allowOverlap="1" wp14:anchorId="3240E54D" wp14:editId="669E6EED">
-            <wp:simplePos x="0" y="0"/>
-            <wp:positionH relativeFrom="column">
-              <wp:posOffset>4219285</wp:posOffset>
-            </wp:positionH>
-            <wp:positionV relativeFrom="paragraph">
-              <wp:posOffset>47419</wp:posOffset>
-            </wp:positionV>
-            <wp:extent cx="1009540" cy="799219"/>
-            <wp:effectExtent l="0" t="0" r="635" b="1270"/>
-            <wp:wrapNone/>
-            <wp:docPr id="39" name="图片24" descr="菁优网：http://www.jyeoo.com"/>
-            <wp:cNvGraphicFramePr>
-              <a:graphicFrameLocks xmlns:a="http://schemas.openxmlformats.org/drawingml/2006/main" noChangeAspect="1"/>
-            </wp:cNvGraphicFramePr>
-            <a:graphic xmlns:a="http://schemas.openxmlformats.org/drawingml/2006/main">
-              <a:graphicData uri="http://schemas.openxmlformats.org/drawingml/2006/picture">
-                <pic:pic xmlns:pic="http://schemas.openxmlformats.org/drawingml/2006/picture">
-                  <pic:nvPicPr>
-                    <pic:cNvPr id="39" name="图片24" descr="菁优网：http://www.jyeoo.com"/>
-                    <pic:cNvPicPr>
-                      <a:picLocks noChangeAspect="1"/>
-                    </pic:cNvPicPr>
-                  </pic:nvPicPr>
-                  <pic:blipFill>
-                    <a:blip r:embed="rId18" cstate="print">
-                      <a:extLst>
-                        <a:ext uri="{28A0092B-C50C-407E-A947-70E740481C1C}">
-                          <a14:useLocalDpi xmlns:a14="http://schemas.microsoft.com/office/drawing/2010/main" val="0"/>
-                        </a:ext>
-                      </a:extLst>
-                    </a:blip>
-                    <a:stretch>
-                      <a:fillRect/>
-                    </a:stretch>
-                  </pic:blipFill>
-                  <pic:spPr>
-                    <a:xfrm>
-                      <a:off x="0" y="0"/>
-                      <a:ext cx="1009540" cy="799219"/>
-                    </a:xfrm>
-                    <a:prstGeom prst="rect">
-                      <a:avLst/>
-                    </a:prstGeom>
-                  </pic:spPr>
-                </pic:pic>
-              </a:graphicData>
-            </a:graphic>
-            <wp14:sizeRelH relativeFrom="page">
-              <wp14:pctWidth>0</wp14:pctWidth>
-            </wp14:sizeRelH>
-            <wp14:sizeRelV relativeFrom="page">
-              <wp14:pctHeight>0</wp14:pctHeight>
-            </wp14:sizeRelV>
-          </wp:anchor>
-        </w:drawing>
-      </w:r>
-    </w:p>
-    <w:p>
-      <w:pPr>
-        <w:pStyle w:val="123"/>
-      </w:pPr>
-      <w:r>
-        <w:rPr>
-          <w:rFonts w:hint="eastAsia"/>
         </w:rPr>
         <w:t>A</w:t>
       </w:r>
@@ -2778,19 +2745,10 @@
       <w:pPr>
         <w:pStyle w:val="1230"/>
         <w:ind w:left="588"/>
-      </w:pPr>
-      <w:r>
-        <w:rPr>
-          <w:rFonts w:hint="eastAsia"/>
-        </w:rPr>
-        <w:t>【答案】</w:t>
-      </w:r>
-      <w:r>
-        <w:rPr>
-          <w:rFonts w:hint="eastAsia"/>
-        </w:rPr>
-        <w:t>B</w:t>
-      </w:r>
+        <w:rPr>
+          <w:rFonts w:hint="eastAsia"/>
+        </w:rPr>
+      </w:pPr>
     </w:p>
     <w:p>
       <w:pPr>
@@ -2968,7 +2926,7 @@
     <w:tbl>
       <w:tblPr>
         <w:tblW w:w="0" w:type="auto"/>
-        <w:tblInd w:w="280" w:type="dxa"/>
+        <w:tblInd w:w="1048" w:type="dxa"/>
         <w:tblBorders>
           <w:top w:val="single" w:sz="0" w:space="0" w:color="000000"/>
           <w:left w:val="single" w:sz="0" w:space="0" w:color="000000"/>
@@ -2986,15 +2944,18 @@
         <w:tblLook w:val="04A0" w:firstRow="1" w:lastRow="0" w:firstColumn="1" w:lastColumn="0" w:noHBand="0" w:noVBand="1"/>
       </w:tblPr>
       <w:tblGrid>
-        <w:gridCol w:w="1989"/>
-        <w:gridCol w:w="2044"/>
-        <w:gridCol w:w="1998"/>
-        <w:gridCol w:w="2026"/>
+        <w:gridCol w:w="1527"/>
+        <w:gridCol w:w="1569"/>
+        <w:gridCol w:w="1533"/>
+        <w:gridCol w:w="1556"/>
       </w:tblGrid>
       <w:tr>
+        <w:trPr>
+          <w:trHeight w:val="334"/>
+        </w:trPr>
         <w:tc>
           <w:tcPr>
-            <w:tcW w:w="5550" w:type="dxa"/>
+            <w:tcW w:w="3096" w:type="dxa"/>
             <w:gridSpan w:val="2"/>
           </w:tcPr>
           <w:p>
@@ -3033,7 +2994,7 @@
         </w:tc>
         <w:tc>
           <w:tcPr>
-            <w:tcW w:w="5580" w:type="dxa"/>
+            <w:tcW w:w="3089" w:type="dxa"/>
             <w:gridSpan w:val="2"/>
           </w:tcPr>
           <w:p>
@@ -3072,9 +3033,12 @@
         </w:tc>
       </w:tr>
       <w:tr>
+        <w:trPr>
+          <w:trHeight w:val="334"/>
+        </w:trPr>
         <w:tc>
           <w:tcPr>
-            <w:tcW w:w="2775" w:type="dxa"/>
+            <w:tcW w:w="1527" w:type="dxa"/>
           </w:tcPr>
           <w:p>
             <w:pPr>
@@ -3096,7 +3060,7 @@
         </w:tc>
         <w:tc>
           <w:tcPr>
-            <w:tcW w:w="2775" w:type="dxa"/>
+            <w:tcW w:w="1569" w:type="dxa"/>
           </w:tcPr>
           <w:p>
             <w:pPr>
@@ -3118,7 +3082,7 @@
         </w:tc>
         <w:tc>
           <w:tcPr>
-            <w:tcW w:w="2790" w:type="dxa"/>
+            <w:tcW w:w="1533" w:type="dxa"/>
           </w:tcPr>
           <w:p>
             <w:pPr>
@@ -3140,7 +3104,7 @@
         </w:tc>
         <w:tc>
           <w:tcPr>
-            <w:tcW w:w="2790" w:type="dxa"/>
+            <w:tcW w:w="1556" w:type="dxa"/>
           </w:tcPr>
           <w:p>
             <w:pPr>
@@ -3170,9 +3134,12 @@
         </w:tc>
       </w:tr>
       <w:tr>
+        <w:trPr>
+          <w:trHeight w:val="327"/>
+        </w:trPr>
         <w:tc>
           <w:tcPr>
-            <w:tcW w:w="2775" w:type="dxa"/>
+            <w:tcW w:w="1527" w:type="dxa"/>
           </w:tcPr>
           <w:p>
             <w:pPr>
@@ -3194,7 +3161,7 @@
         </w:tc>
         <w:tc>
           <w:tcPr>
-            <w:tcW w:w="2775" w:type="dxa"/>
+            <w:tcW w:w="1569" w:type="dxa"/>
           </w:tcPr>
           <w:p>
             <w:pPr>
@@ -3216,7 +3183,7 @@
         </w:tc>
         <w:tc>
           <w:tcPr>
-            <w:tcW w:w="2790" w:type="dxa"/>
+            <w:tcW w:w="1533" w:type="dxa"/>
           </w:tcPr>
           <w:p>
             <w:pPr>
@@ -3238,7 +3205,7 @@
         </w:tc>
         <w:tc>
           <w:tcPr>
-            <w:tcW w:w="2790" w:type="dxa"/>
+            <w:tcW w:w="1556" w:type="dxa"/>
           </w:tcPr>
           <w:p>
             <w:pPr>
@@ -3260,9 +3227,12 @@
         </w:tc>
       </w:tr>
       <w:tr>
+        <w:trPr>
+          <w:trHeight w:val="334"/>
+        </w:trPr>
         <w:tc>
           <w:tcPr>
-            <w:tcW w:w="2775" w:type="dxa"/>
+            <w:tcW w:w="1527" w:type="dxa"/>
           </w:tcPr>
           <w:p>
             <w:pPr>
@@ -3284,7 +3254,7 @@
         </w:tc>
         <w:tc>
           <w:tcPr>
-            <w:tcW w:w="2775" w:type="dxa"/>
+            <w:tcW w:w="1569" w:type="dxa"/>
           </w:tcPr>
           <w:p>
             <w:pPr>
@@ -3314,7 +3284,7 @@
         </w:tc>
         <w:tc>
           <w:tcPr>
-            <w:tcW w:w="2790" w:type="dxa"/>
+            <w:tcW w:w="1533" w:type="dxa"/>
           </w:tcPr>
           <w:p>
             <w:pPr>
@@ -3336,7 +3306,7 @@
         </w:tc>
         <w:tc>
           <w:tcPr>
-            <w:tcW w:w="2790" w:type="dxa"/>
+            <w:tcW w:w="1556" w:type="dxa"/>
           </w:tcPr>
           <w:p>
             <w:pPr>
@@ -3463,47 +3433,8 @@
       <w:pPr>
         <w:pStyle w:val="1230"/>
         <w:ind w:left="588"/>
-      </w:pPr>
-      <w:r>
-        <w:rPr>
-          <w:rFonts w:hint="eastAsia"/>
-        </w:rPr>
-        <w:t>【答案】</w:t>
-      </w:r>
-      <w:r>
-        <w:rPr>
-          <w:rFonts w:hint="eastAsia"/>
-        </w:rPr>
-        <w:t>C</w:t>
-      </w:r>
-    </w:p>
-    <w:p>
-      <w:pPr>
-        <w:spacing w:line="360" w:lineRule="auto"/>
-        <w:ind w:leftChars="130" w:left="273"/>
-        <w:rPr>
-          <w:rFonts w:ascii="Times New Roman" w:eastAsia="新宋体" w:hAnsi="Times New Roman"/>
-          <w:szCs w:val="21"/>
-        </w:rPr>
-      </w:pPr>
-    </w:p>
-    <w:p>
-      <w:pPr>
-        <w:spacing w:line="360" w:lineRule="auto"/>
-        <w:ind w:leftChars="130" w:left="273"/>
-        <w:rPr>
-          <w:rFonts w:ascii="Times New Roman" w:eastAsia="新宋体" w:hAnsi="Times New Roman"/>
-          <w:szCs w:val="21"/>
-        </w:rPr>
-      </w:pPr>
-    </w:p>
-    <w:p>
-      <w:pPr>
-        <w:spacing w:line="360" w:lineRule="auto"/>
-        <w:ind w:leftChars="130" w:left="273"/>
-        <w:rPr>
-          <w:rFonts w:ascii="Times New Roman" w:eastAsia="新宋体" w:hAnsi="Times New Roman"/>
-          <w:szCs w:val="21"/>
+        <w:rPr>
+          <w:rFonts w:hint="eastAsia"/>
         </w:rPr>
       </w:pPr>
     </w:p>
@@ -3516,7 +3447,6 @@
         <w:rPr>
           <w:noProof/>
         </w:rPr>
-        <w:lastRenderedPageBreak/>
         <mc:AlternateContent>
           <mc:Choice Requires="wps">
             <w:drawing>
@@ -3691,9 +3621,9 @@
           <w:noProof/>
         </w:rPr>
         <w:drawing>
-          <wp:inline distT="0" distB="0" distL="0" distR="0" wp14:anchorId="0C989063" wp14:editId="53E7EFC5">
-            <wp:extent cx="932815" cy="1016000"/>
-            <wp:effectExtent l="0" t="0" r="6350" b="9525"/>
+          <wp:inline distT="0" distB="0" distL="0" distR="0" wp14:anchorId="0C989063" wp14:editId="18A3C2B7">
+            <wp:extent cx="755650" cy="823036"/>
+            <wp:effectExtent l="0" t="0" r="6350" b="0"/>
             <wp:docPr id="41" name="图片24" descr="菁优网：http://www.jyeoo.com"/>
             <wp:cNvGraphicFramePr>
               <a:graphicFrameLocks xmlns:a="http://schemas.openxmlformats.org/drawingml/2006/main" noChangeAspect="1"/>
@@ -3716,7 +3646,7 @@
                   <pic:spPr>
                     <a:xfrm>
                       <a:off x="0" y="0"/>
-                      <a:ext cx="932815" cy="1016000"/>
+                      <a:ext cx="760471" cy="828286"/>
                     </a:xfrm>
                     <a:prstGeom prst="rect">
                       <a:avLst/>
@@ -3734,9 +3664,9 @@
           <w:noProof/>
         </w:rPr>
         <w:drawing>
-          <wp:inline distT="0" distB="0" distL="0" distR="0" wp14:anchorId="03E62F30" wp14:editId="30ACF704">
-            <wp:extent cx="1662430" cy="1049655"/>
-            <wp:effectExtent l="0" t="0" r="0" b="8255"/>
+          <wp:inline distT="0" distB="0" distL="0" distR="0" wp14:anchorId="03E62F30" wp14:editId="6B03FBCE">
+            <wp:extent cx="1216903" cy="768350"/>
+            <wp:effectExtent l="0" t="0" r="2540" b="0"/>
             <wp:docPr id="45" name="图片24" descr="菁优网：http://www.jyeoo.com"/>
             <wp:cNvGraphicFramePr>
               <a:graphicFrameLocks xmlns:a="http://schemas.openxmlformats.org/drawingml/2006/main" noChangeAspect="1"/>
@@ -3759,7 +3689,7 @@
                   <pic:spPr>
                     <a:xfrm>
                       <a:off x="0" y="0"/>
-                      <a:ext cx="1662430" cy="1049655"/>
+                      <a:ext cx="1221527" cy="771270"/>
                     </a:xfrm>
                     <a:prstGeom prst="rect">
                       <a:avLst/>
@@ -3777,9 +3707,9 @@
           <w:noProof/>
         </w:rPr>
         <w:drawing>
-          <wp:inline distT="0" distB="0" distL="0" distR="0" wp14:anchorId="768D1F3B" wp14:editId="1EF3FEEA">
-            <wp:extent cx="1057275" cy="1047750"/>
-            <wp:effectExtent l="0" t="0" r="635" b="10160"/>
+          <wp:inline distT="0" distB="0" distL="0" distR="0" wp14:anchorId="768D1F3B" wp14:editId="4FC42918">
+            <wp:extent cx="794559" cy="787400"/>
+            <wp:effectExtent l="0" t="0" r="5715" b="0"/>
             <wp:docPr id="42" name="图片24" descr="菁优网：http://www.jyeoo.com"/>
             <wp:cNvGraphicFramePr>
               <a:graphicFrameLocks xmlns:a="http://schemas.openxmlformats.org/drawingml/2006/main" noChangeAspect="1"/>
@@ -3802,7 +3732,7 @@
                   <pic:spPr>
                     <a:xfrm>
                       <a:off x="0" y="0"/>
-                      <a:ext cx="1057423" cy="1047896"/>
+                      <a:ext cx="799383" cy="792181"/>
                     </a:xfrm>
                     <a:prstGeom prst="rect">
                       <a:avLst/>
@@ -4035,6 +3965,7 @@
         <w:rPr>
           <w:rFonts w:hint="eastAsia"/>
         </w:rPr>
+        <w:lastRenderedPageBreak/>
         <w:t>靠近壶嘴的地方，我们什么也看不见，这是因为壶里的水沸腾吸热，产生了</w:t>
       </w:r>
       <w:r>
@@ -4425,109 +4356,10 @@
       <w:pPr>
         <w:pStyle w:val="1230"/>
         <w:ind w:left="588"/>
-      </w:pPr>
-      <w:r>
-        <w:rPr>
-          <w:rFonts w:hint="eastAsia"/>
-        </w:rPr>
-        <w:t>【答案】（</w:t>
-      </w:r>
-      <w:r>
-        <w:rPr>
-          <w:rFonts w:hint="eastAsia"/>
-        </w:rPr>
-        <w:t>1</w:t>
-      </w:r>
-      <w:r>
-        <w:rPr>
-          <w:rFonts w:hint="eastAsia"/>
-        </w:rPr>
-        <w:t>）压缩体积；冷；汽化。（</w:t>
-      </w:r>
-      <w:r>
-        <w:rPr>
-          <w:rFonts w:hint="eastAsia"/>
-        </w:rPr>
-        <w:t>2</w:t>
-      </w:r>
-      <w:r>
-        <w:rPr>
-          <w:rFonts w:hint="eastAsia"/>
-        </w:rPr>
-        <w:t>）小水珠；（</w:t>
-      </w:r>
-      <w:r>
-        <w:rPr>
-          <w:rFonts w:hint="eastAsia"/>
-        </w:rPr>
-        <w:t>2</w:t>
-      </w:r>
-      <w:r>
-        <w:rPr>
-          <w:rFonts w:hint="eastAsia"/>
-        </w:rPr>
-        <w:t>）</w:t>
-      </w:r>
-      <w:r>
-        <w:rPr>
-          <w:rFonts w:eastAsia="Calibri" w:hint="eastAsia"/>
-        </w:rPr>
-        <w:t>①</w:t>
-      </w:r>
-      <w:r>
-        <w:rPr>
-          <w:rFonts w:hint="eastAsia"/>
-        </w:rPr>
-        <w:t>水蒸气；</w:t>
-      </w:r>
-      <w:r>
-        <w:rPr>
-          <w:rFonts w:eastAsia="Calibri" w:hint="eastAsia"/>
-        </w:rPr>
-        <w:t>②</w:t>
-      </w:r>
-      <w:r>
-        <w:rPr>
-          <w:rFonts w:hint="eastAsia"/>
-        </w:rPr>
-        <w:t>液化；</w:t>
-      </w:r>
-      <w:r>
-        <w:rPr>
-          <w:rFonts w:eastAsia="Calibri" w:hint="eastAsia"/>
-        </w:rPr>
-        <w:t>③</w:t>
-      </w:r>
-      <w:r>
-        <w:rPr>
-          <w:rFonts w:hint="eastAsia"/>
-        </w:rPr>
-        <w:t>汽化。</w:t>
-      </w:r>
-    </w:p>
-    <w:p>
-      <w:pPr>
-        <w:pStyle w:val="1230"/>
-        <w:ind w:left="588"/>
-      </w:pPr>
-      <w:r>
-        <w:rPr>
-          <w:rFonts w:hint="eastAsia"/>
-        </w:rPr>
-        <w:t>（</w:t>
-      </w:r>
-      <w:r>
-        <w:rPr>
-          <w:rFonts w:hint="eastAsia"/>
-        </w:rPr>
-        <w:t>3</w:t>
-      </w:r>
-      <w:r>
-        <w:rPr>
-          <w:rFonts w:hint="eastAsia"/>
-        </w:rPr>
-        <w:t>）汽化；液化；放出；汽化；吸收。</w:t>
-      </w:r>
+        <w:rPr>
+          <w:rFonts w:hint="eastAsia"/>
+        </w:rPr>
+      </w:pPr>
     </w:p>
     <w:p>
       <w:pPr>
@@ -4910,7 +4742,6 @@
         <w:rPr>
           <w:rFonts w:hint="eastAsia"/>
         </w:rPr>
-        <w:lastRenderedPageBreak/>
         <w:t>（</w:t>
       </w:r>
       <w:r>
@@ -5018,45 +4849,39 @@
         <w:pStyle w:val="1230"/>
         <w:ind w:left="588"/>
       </w:pPr>
-      <w:r>
-        <w:t>【答案】（</w:t>
-      </w:r>
-      <w:r>
-        <w:t>1</w:t>
-      </w:r>
-      <w:r>
-        <w:t>）汽化；吸；液化；</w:t>
-      </w:r>
     </w:p>
     <w:p>
       <w:pPr>
         <w:pStyle w:val="1230"/>
         <w:ind w:left="588"/>
       </w:pPr>
-      <w:r>
-        <w:t>（</w:t>
-      </w:r>
-      <w:r>
-        <w:t>2</w:t>
-      </w:r>
-      <w:r>
-        <w:t>）熔化；</w:t>
-      </w:r>
     </w:p>
     <w:p>
       <w:pPr>
         <w:pStyle w:val="1230"/>
         <w:ind w:left="588"/>
       </w:pPr>
-      <w:r>
-        <w:t>（</w:t>
-      </w:r>
-      <w:r>
-        <w:t>3</w:t>
-      </w:r>
-      <w:r>
-        <w:t>）加快热量散失。</w:t>
-      </w:r>
+    </w:p>
+    <w:p>
+      <w:pPr>
+        <w:pStyle w:val="1230"/>
+        <w:ind w:left="588"/>
+      </w:pPr>
+    </w:p>
+    <w:p>
+      <w:pPr>
+        <w:pStyle w:val="1230"/>
+        <w:ind w:left="588"/>
+      </w:pPr>
+    </w:p>
+    <w:p>
+      <w:pPr>
+        <w:pStyle w:val="1230"/>
+        <w:ind w:left="588"/>
+        <w:rPr>
+          <w:rFonts w:hint="eastAsia"/>
+        </w:rPr>
+      </w:pPr>
     </w:p>
     <w:p>
       <w:pPr>
@@ -5067,6 +4892,7 @@
         <w:rPr>
           <w:noProof/>
         </w:rPr>
+        <w:lastRenderedPageBreak/>
         <mc:AlternateContent>
           <mc:Choice Requires="wps">
             <w:drawing>
@@ -5702,65 +5528,70 @@
       <w:pPr>
         <w:pStyle w:val="1230"/>
         <w:ind w:left="588"/>
-        <w:rPr>
-          <w:rFonts w:hint="eastAsia"/>
-        </w:rPr>
-      </w:pPr>
-      <w:r>
-        <w:rPr>
-          <w:rFonts w:hint="eastAsia"/>
-        </w:rPr>
-        <w:lastRenderedPageBreak/>
-        <w:t>【答案】（</w:t>
-      </w:r>
-      <w:r>
-        <w:rPr>
-          <w:rFonts w:hint="eastAsia"/>
-        </w:rPr>
-        <w:t>1</w:t>
-      </w:r>
-      <w:r>
-        <w:rPr>
-          <w:rFonts w:hint="eastAsia"/>
-        </w:rPr>
-        <w:t>）表面积；</w:t>
-      </w:r>
-      <w:r>
-        <w:rPr>
-          <w:rFonts w:hint="eastAsia"/>
-        </w:rPr>
-        <w:t>A</w:t>
-      </w:r>
-      <w:r>
-        <w:rPr>
-          <w:rFonts w:hint="eastAsia"/>
-        </w:rPr>
-        <w:t>、</w:t>
-      </w:r>
-      <w:r>
-        <w:rPr>
-          <w:rFonts w:hint="eastAsia"/>
-        </w:rPr>
-        <w:t>C</w:t>
-      </w:r>
-      <w:r>
-        <w:rPr>
-          <w:rFonts w:hint="eastAsia"/>
-        </w:rPr>
-        <w:t>；不应该；控制变量；（</w:t>
-      </w:r>
-      <w:r>
-        <w:rPr>
-          <w:rFonts w:hint="eastAsia"/>
-        </w:rPr>
-        <w:t>2</w:t>
-      </w:r>
-      <w:r>
-        <w:rPr>
-          <w:rFonts w:hint="eastAsia"/>
-        </w:rPr>
-        <w:t>）低；吸热；干燥。</w:t>
-      </w:r>
+      </w:pPr>
+    </w:p>
+    <w:p>
+      <w:pPr>
+        <w:pStyle w:val="1230"/>
+        <w:ind w:left="588"/>
+      </w:pPr>
+    </w:p>
+    <w:p>
+      <w:pPr>
+        <w:pStyle w:val="1230"/>
+        <w:ind w:left="588"/>
+      </w:pPr>
+    </w:p>
+    <w:p>
+      <w:pPr>
+        <w:pStyle w:val="1230"/>
+        <w:ind w:left="588"/>
+      </w:pPr>
+    </w:p>
+    <w:p>
+      <w:pPr>
+        <w:pStyle w:val="1230"/>
+        <w:ind w:left="588"/>
+      </w:pPr>
+    </w:p>
+    <w:p>
+      <w:pPr>
+        <w:pStyle w:val="1230"/>
+        <w:ind w:left="588"/>
+      </w:pPr>
+    </w:p>
+    <w:p>
+      <w:pPr>
+        <w:pStyle w:val="1230"/>
+        <w:ind w:left="588"/>
+      </w:pPr>
+    </w:p>
+    <w:p>
+      <w:pPr>
+        <w:pStyle w:val="1230"/>
+        <w:ind w:left="588"/>
+      </w:pPr>
+    </w:p>
+    <w:p>
+      <w:pPr>
+        <w:pStyle w:val="1230"/>
+        <w:ind w:left="588"/>
+      </w:pPr>
+    </w:p>
+    <w:p>
+      <w:pPr>
+        <w:pStyle w:val="1230"/>
+        <w:ind w:left="588"/>
+      </w:pPr>
+    </w:p>
+    <w:p>
+      <w:pPr>
+        <w:pStyle w:val="1230"/>
+        <w:ind w:left="588"/>
+        <w:rPr>
+          <w:rFonts w:hint="eastAsia"/>
+        </w:rPr>
+      </w:pPr>
     </w:p>
     <w:p>
       <w:pPr>
@@ -5771,6 +5602,7 @@
         <w:rPr>
           <w:noProof/>
         </w:rPr>
+        <w:lastRenderedPageBreak/>
         <mc:AlternateContent>
           <mc:Choice Requires="wps">
             <w:drawing>
@@ -7344,133 +7176,15 @@
         <w:pStyle w:val="1230"/>
         <w:ind w:left="588"/>
       </w:pPr>
-      <w:r>
-        <w:lastRenderedPageBreak/>
-        <w:t>【答案】（</w:t>
-      </w:r>
-      <w:r>
-        <w:t>1</w:t>
-      </w:r>
-      <w:r>
-        <w:t>）</w:t>
-      </w:r>
-      <w:r>
-        <w:t>A</w:t>
-      </w:r>
-      <w:r>
-        <w:t>处向上；（</w:t>
-      </w:r>
-      <w:r>
-        <w:t>2</w:t>
-      </w:r>
-      <w:r>
-        <w:t>）</w:t>
-      </w:r>
-      <w:r>
-        <w:t>77</w:t>
-      </w:r>
-      <w:r>
-        <w:t>；（</w:t>
-      </w:r>
-      <w:r>
-        <w:t>3</w:t>
-      </w:r>
-      <w:r>
-        <w:t>）</w:t>
-      </w:r>
-      <w:r>
-        <w:rPr>
-          <w:noProof/>
-        </w:rPr>
-        <w:drawing>
-          <wp:inline distT="0" distB="0" distL="0" distR="0" wp14:anchorId="0B23FE37" wp14:editId="0B6A4D1C">
-            <wp:extent cx="887972" cy="887972"/>
-            <wp:effectExtent l="0" t="0" r="7620" b="7620"/>
-            <wp:docPr id="48" name="图片24" descr="菁优网：http://www.jyeoo.com"/>
-            <wp:cNvGraphicFramePr>
-              <a:graphicFrameLocks xmlns:a="http://schemas.openxmlformats.org/drawingml/2006/main" noChangeAspect="1"/>
-            </wp:cNvGraphicFramePr>
-            <a:graphic xmlns:a="http://schemas.openxmlformats.org/drawingml/2006/main">
-              <a:graphicData uri="http://schemas.openxmlformats.org/drawingml/2006/picture">
-                <pic:pic xmlns:pic="http://schemas.openxmlformats.org/drawingml/2006/picture">
-                  <pic:nvPicPr>
-                    <pic:cNvPr id="48" name="图片24" descr="菁优网：http://www.jyeoo.com"/>
-                    <pic:cNvPicPr>
-                      <a:picLocks noChangeAspect="1"/>
-                    </pic:cNvPicPr>
-                  </pic:nvPicPr>
-                  <pic:blipFill>
-                    <a:blip r:embed="rId26" cstate="print"/>
-                    <a:stretch>
-                      <a:fillRect/>
-                    </a:stretch>
-                  </pic:blipFill>
-                  <pic:spPr>
-                    <a:xfrm>
-                      <a:off x="0" y="0"/>
-                      <a:ext cx="891245" cy="891245"/>
-                    </a:xfrm>
-                    <a:prstGeom prst="rect">
-                      <a:avLst/>
-                    </a:prstGeom>
-                  </pic:spPr>
-                </pic:pic>
-              </a:graphicData>
-            </a:graphic>
-          </wp:inline>
-        </w:drawing>
-      </w:r>
-      <w:r>
-        <w:t>；（</w:t>
-      </w:r>
-      <w:r>
-        <w:t>4</w:t>
-      </w:r>
-      <w:r>
-        <w:t>）</w:t>
-      </w:r>
-      <w:r>
-        <w:t>a</w:t>
-      </w:r>
-      <w:r>
-        <w:t>；液化；（</w:t>
-      </w:r>
-      <w:r>
-        <w:t>5</w:t>
-      </w:r>
-      <w:r>
-        <w:t>）</w:t>
-      </w:r>
-      <w:r>
-        <w:t>99</w:t>
-      </w:r>
-      <w:r>
-        <w:t>；小于；（</w:t>
-      </w:r>
-      <w:r>
-        <w:t>6</w:t>
-      </w:r>
-      <w:r>
-        <w:t>）</w:t>
-      </w:r>
-      <w:r>
-        <w:t>C</w:t>
-      </w:r>
-      <w:r>
-        <w:t>；（</w:t>
-      </w:r>
-      <w:r>
-        <w:t>7</w:t>
-      </w:r>
-      <w:r>
-        <w:t>）</w:t>
-      </w:r>
-      <w:r>
-        <w:t>C</w:t>
-      </w:r>
-      <w:r>
-        <w:t>。</w:t>
-      </w:r>
+    </w:p>
+    <w:p>
+      <w:pPr>
+        <w:pStyle w:val="1230"/>
+        <w:ind w:left="588"/>
+        <w:rPr>
+          <w:rFonts w:hint="eastAsia"/>
+        </w:rPr>
+      </w:pPr>
     </w:p>
     <w:bookmarkEnd w:id="0"/>
     <w:p>
@@ -7486,6 +7200,7 @@
           <w:rFonts w:ascii="Times New Roman" w:eastAsiaTheme="majorEastAsia" w:hAnsi="Times New Roman" w:cs="Times New Roman"/>
           <w:noProof/>
         </w:rPr>
+        <w:lastRenderedPageBreak/>
         <mc:AlternateContent>
           <mc:Choice Requires="wpg">
             <w:drawing>
@@ -8778,7 +8493,6 @@
                 <w:sz w:val="18"/>
                 <w:szCs w:val="18"/>
               </w:rPr>
-              <w:lastRenderedPageBreak/>
               <w:t>20</w:t>
             </w:r>
             <w:r>
@@ -9254,6 +8968,7 @@
         <w:rPr>
           <w:rFonts w:eastAsia="Calibri" w:hint="eastAsia"/>
         </w:rPr>
+        <w:lastRenderedPageBreak/>
         <w:t>③</w:t>
       </w:r>
       <w:r>
@@ -9639,7 +9354,7 @@
                     </pic:cNvPicPr>
                   </pic:nvPicPr>
                   <pic:blipFill>
-                    <a:blip r:embed="rId27" cstate="print"/>
+                    <a:blip r:embed="rId26" cstate="print"/>
                     <a:stretch>
                       <a:fillRect/>
                     </a:stretch>
@@ -9663,138 +9378,10 @@
     <w:p>
       <w:pPr>
         <w:pStyle w:val="af3"/>
-      </w:pPr>
-      <w:r>
         <w:rPr>
           <w:rStyle w:val="123Char0"/>
         </w:rPr>
-        <w:t>【答案】（</w:t>
-      </w:r>
-      <w:r>
-        <w:rPr>
-          <w:rStyle w:val="123Char0"/>
-        </w:rPr>
-        <w:t>1</w:t>
-      </w:r>
-      <w:r>
-        <w:rPr>
-          <w:rStyle w:val="123Char0"/>
-        </w:rPr>
-        <w:t>）低；（</w:t>
-      </w:r>
-      <w:r>
-        <w:rPr>
-          <w:rStyle w:val="123Char0"/>
-        </w:rPr>
-        <w:t>2</w:t>
-      </w:r>
-      <w:r>
-        <w:rPr>
-          <w:rStyle w:val="123Char0"/>
-        </w:rPr>
-        <w:t>）体温计；（</w:t>
-      </w:r>
-      <w:r>
-        <w:rPr>
-          <w:rStyle w:val="123Char0"/>
-        </w:rPr>
-        <w:t>3</w:t>
-      </w:r>
-      <w:r>
-        <w:rPr>
-          <w:rStyle w:val="123Char0"/>
-        </w:rPr>
-        <w:t>）</w:t>
-      </w:r>
-      <w:r>
-        <w:rPr>
-          <w:rStyle w:val="123Char0"/>
-          <w:rFonts w:ascii="Cambria Math" w:hAnsi="Cambria Math" w:cs="Cambria Math"/>
-        </w:rPr>
-        <w:t>①</w:t>
-      </w:r>
-      <w:r>
-        <w:rPr>
-          <w:rStyle w:val="123Char0"/>
-        </w:rPr>
-        <w:t>25</w:t>
-      </w:r>
-      <w:r>
-        <w:rPr>
-          <w:rStyle w:val="123Char0"/>
-        </w:rPr>
-        <w:t>；</w:t>
-      </w:r>
-      <w:r>
-        <w:rPr>
-          <w:rStyle w:val="123Char0"/>
-          <w:rFonts w:ascii="Cambria Math" w:hAnsi="Cambria Math" w:cs="Cambria Math"/>
-        </w:rPr>
-        <w:t>②</w:t>
-      </w:r>
-      <w:r>
-        <w:rPr>
-          <w:rStyle w:val="123Char0"/>
-        </w:rPr>
-        <w:t>水蒸发吸热；</w:t>
-      </w:r>
-      <w:r>
-        <w:rPr>
-          <w:rStyle w:val="123Char0"/>
-          <w:rFonts w:ascii="Cambria Math" w:hAnsi="Cambria Math" w:cs="Cambria Math"/>
-        </w:rPr>
-        <w:t>③</w:t>
-      </w:r>
-      <w:r>
-        <w:rPr>
-          <w:rStyle w:val="123Char0"/>
-        </w:rPr>
-        <w:t>C</w:t>
-      </w:r>
-      <w:r>
-        <w:rPr>
-          <w:rStyle w:val="123Char0"/>
-        </w:rPr>
-        <w:t>；</w:t>
-      </w:r>
-      <w:r>
-        <w:rPr>
-          <w:rStyle w:val="123Char0"/>
-          <w:rFonts w:ascii="Cambria Math" w:hAnsi="Cambria Math" w:cs="Cambria Math"/>
-        </w:rPr>
-        <w:t>④</w:t>
-      </w:r>
-      <w:r>
-        <w:rPr>
-          <w:rStyle w:val="123Char0"/>
-        </w:rPr>
-        <w:t>B</w:t>
-      </w:r>
-      <w:r>
-        <w:rPr>
-          <w:rStyle w:val="123Char0"/>
-        </w:rPr>
-        <w:t>；</w:t>
-      </w:r>
-      <w:r>
-        <w:rPr>
-          <w:rStyle w:val="123Char0"/>
-          <w:rFonts w:ascii="Cambria Math" w:hAnsi="Cambria Math" w:cs="Cambria Math"/>
-        </w:rPr>
-        <w:t>⑤</w:t>
-      </w:r>
-      <w:r>
-        <w:rPr>
-          <w:rStyle w:val="123Char0"/>
-        </w:rPr>
-        <w:t>潮湿</w:t>
-      </w:r>
-      <w:r>
-        <w:rPr>
-          <w:rFonts w:hint="eastAsia"/>
-        </w:rPr>
-        <w:t>。</w:t>
-      </w:r>
+      </w:pPr>
     </w:p>
     <w:p>
       <w:pPr>
@@ -9809,10 +9396,10 @@
       </w:pPr>
     </w:p>
     <w:sectPr>
-      <w:headerReference w:type="even" r:id="rId28"/>
-      <w:headerReference w:type="default" r:id="rId29"/>
-      <w:footerReference w:type="even" r:id="rId30"/>
-      <w:footerReference w:type="default" r:id="rId31"/>
+      <w:headerReference w:type="even" r:id="rId27"/>
+      <w:headerReference w:type="default" r:id="rId28"/>
+      <w:footerReference w:type="even" r:id="rId29"/>
+      <w:footerReference w:type="default" r:id="rId30"/>
       <w:pgSz w:w="10319" w:h="14515"/>
       <w:pgMar w:top="1134" w:right="1021" w:bottom="851" w:left="1021" w:header="737" w:footer="567" w:gutter="0"/>
       <w:pgNumType w:start="1"/>
